--- a/assets/documents/26-udenar-big-data/plantilla-reflexion-semana-1.docx
+++ b/assets/documents/26-udenar-big-data/plantilla-reflexion-semana-1.docx
@@ -12,7 +12,7 @@
     </w:p>
     <w:p>
       <w:r>
-        <w:t>Entregable: reflexion-semana-1-&lt;nombre-estudiante&gt;.pdf (exportar desde este Word). Cubre Lección 1 (Access) y Lección 2 (ética y gobernanza).</w:t>
+        <w:t>Entregable: week-1-reflection-&lt;student&gt;.pdf (exportar desde este Word). Plazo: martes 10 de junio de 2026, 23:59 (Colombia). Cubre Lección 1 (Access) y Lección 2 (ética y gobernanza). Reemplace student por su nombre.</w:t>
       </w:r>
     </w:p>
     <w:p>
